--- a/lesson/mosmena.docx
+++ b/lesson/mosmena.docx
@@ -14,7 +14,7 @@
           <w:color w:val="8E2F3C"/>
           <w:sz w:val="36"/>
         </w:rPr>
-        <w:t>კლასი, რომელსაც უჭირს მოსმენა</w:t>
+        <w:t>მარტივი ვარიანტი ამ კლასისთვის</w:t>
       </w:r>
     </w:p>
     <w:p>
@@ -29,7 +29,7 @@
           <w:color w:val="1C2430"/>
           <w:sz w:val="24"/>
         </w:rPr>
-        <w:t>გამრავლების თვისებები, V კლასი. ეს გაკვეთილის სლაიდებში არ შედის. დაფაზე ერთხელ იწერება და იქიდან მიდის.</w:t>
+        <w:t>გამრავლების თვისებები, V კლასი. არაფერი მზადდება წინასწარ. დაფაზე ერთი წინადადება იწერება.</w:t>
       </w:r>
     </w:p>
     <w:p>
@@ -59,7 +59,7 @@
           <w:color w:val="1C2430"/>
           <w:sz w:val="24"/>
         </w:rPr>
-        <w:t>„სამი დაკეცილი ფურცელი მაქვს. პასუხი შიგნით წერია. გავხსნი მაშინ, როცა წყვილი ორ გზას დაწერს. დაფის კუთხეში ოთხი ალამია. ოთხივე თუ დარჩა, პარასკევს ბოლო 12 წუთი თამაშია: სად დაიმალა ნამრავლი. ერთ ალამს მაშინ მოვხსნი, თუ კითხვაზე ყვირილი დაიწყო ან წყვილში ერთი წერს და მეორე გვერდზეა. ალამი თუ დაიკლო, პარასკევს თამაში აღარ იქნება.“</w:t>
+        <w:t>„დღეს თუ კითხვაზე ხელი აწიეთ და არ იყვირეთ, პარასკევს ბოლო ათი წუთი ვითამაშებთ: იგივეა თუ არა.“</w:t>
       </w:r>
     </w:p>
     <w:p>
@@ -74,7 +74,7 @@
           <w:color w:val="1C2430"/>
           <w:sz w:val="24"/>
         </w:rPr>
-        <w:t>ამას მეორედ არ ხსნი. ალამს ჩუმად ხსნი და გაკვეთილს აგრძელებ.</w:t>
+        <w:t>გაკვეთილის ბოლოს ერთხელ წყვეტ. მოუსმინეს თუ არა. მოუსმინეს, პარასკევს თამაშია. აყრილობა იყო, პარასკევს ეს ათი წუთი რვეულშია, გვ. 57.</w:t>
       </w:r>
     </w:p>
     <w:p>
@@ -104,55 +104,22 @@
           <w:color w:val="1C2430"/>
           <w:sz w:val="24"/>
         </w:rPr>
-        <w:t>სამი დაკეცილი ფურცელი, სამ სხვადასხვა ადგილას. სლაიდზე პასუხი მაინც დახურულია, ფურცელი კი ხელში გიდევს, ამიტომ თვალი იქ არის.</w:t>
+        <w:t>ხუთი მოსწავლე დგება. თითოეულს 6 თითი აქვს აწეული. კლასი ხედავს და ამბობს, სულ რამდენი თითია. ჯერ ითვლიან თითებს, მერე წერენ 5·6. ორივე 30-ია. ამით იწყება გაკვეთილი, სლაიდამდე.</w:t>
       </w:r>
     </w:p>
     <w:p>
       <w:pPr>
-        <w:spacing w:before="0" w:after="40" w:line="259" w:lineRule="auto"/>
-        <w:ind w:left="340"/>
+        <w:spacing w:before="240" w:after="80" w:line="259" w:lineRule="auto"/>
       </w:pPr>
       <w:r>
         <w:rPr>
           <w:rFonts w:ascii="Sylfaen" w:hAnsi="Sylfaen" w:cs="Sylfaen" w:eastAsia="Sylfaen"/>
-          <w:b w:val="0"/>
+          <w:b/>
           <w:i w:val="0"/>
-          <w:color w:val="1C2430"/>
-          <w:sz w:val="22"/>
+          <w:color w:val="8E2F3C"/>
+          <w:sz w:val="28"/>
         </w:rPr>
-        <w:t>•  3–8 წუთი, რვეულები. ფურცელზე წერია 30. იხსნება მას შემდეგ, რაც წყვილი დაწერს 6+6+6+6+6-ს და 5·6-ს.</w:t>
-      </w:r>
-    </w:p>
-    <w:p>
-      <w:pPr>
-        <w:spacing w:before="0" w:after="40" w:line="259" w:lineRule="auto"/>
-        <w:ind w:left="340"/>
-      </w:pPr>
-      <w:r>
-        <w:rPr>
-          <w:rFonts w:ascii="Sylfaen" w:hAnsi="Sylfaen" w:cs="Sylfaen" w:eastAsia="Sylfaen"/>
-          <w:b w:val="0"/>
-          <w:i w:val="0"/>
-          <w:color w:val="1C2430"/>
-          <w:sz w:val="22"/>
-        </w:rPr>
-        <w:t>•  19–25 წუთი, ყუთები. ფურცელზე წერია 65. იხსნება მას შემდეგ, რაც ერთი გზა მაინც დაემთხვა მეორეს: 5·(9+4) და 5·9+5·4.</w:t>
-      </w:r>
-    </w:p>
-    <w:p>
-      <w:pPr>
-        <w:spacing w:before="0" w:after="40" w:line="259" w:lineRule="auto"/>
-        <w:ind w:left="340"/>
-      </w:pPr>
-      <w:r>
-        <w:rPr>
-          <w:rFonts w:ascii="Sylfaen" w:hAnsi="Sylfaen" w:cs="Sylfaen" w:eastAsia="Sylfaen"/>
-          <w:b w:val="0"/>
-          <w:i w:val="0"/>
-          <w:color w:val="1C2430"/>
-          <w:sz w:val="22"/>
-        </w:rPr>
-        <w:t>•  25–28 წუთი, საერთო მამრავლი. ფურცელზე წერია 16a. იხსნება მას შემდეგ, რაც წყვილი დაწერს (9+7)a-ს.</w:t>
+        <w:t>პარასკევი, 10 წუთი. იგივეა თუ არა</w:t>
       </w:r>
     </w:p>
     <w:p>
@@ -167,37 +134,7 @@
           <w:color w:val="1C2430"/>
           <w:sz w:val="24"/>
         </w:rPr>
-        <w:t>ოთხი ალამი ამ ოთხ ადგილას მოწმდება: რვეულების შემდეგ, გადანაცვლებადობის შემდეგ, ყუთების შემდეგ, ასოთი ჩაწერის შემდეგ. ალამი რჩება, თუ კითხვაზე ხელი აწიეს და წყვილში ორივემ დაწერა. ერთი წინადადებაც ჰკითხე მეზობელ წყვილს: „ჩვენთანაც ეს რიცხვი გამოვიდა.“</w:t>
-      </w:r>
-    </w:p>
-    <w:p>
-      <w:pPr>
-        <w:spacing w:before="240" w:after="80" w:line="259" w:lineRule="auto"/>
-      </w:pPr>
-      <w:r>
-        <w:rPr>
-          <w:rFonts w:ascii="Sylfaen" w:hAnsi="Sylfaen" w:cs="Sylfaen" w:eastAsia="Sylfaen"/>
-          <w:b/>
-          <w:i w:val="0"/>
-          <w:color w:val="8E2F3C"/>
-          <w:sz w:val="28"/>
-        </w:rPr>
-        <w:t>პარასკევი, 12 წუთი. სად დაიმალა ნამრავლი</w:t>
-      </w:r>
-    </w:p>
-    <w:p>
-      <w:pPr>
-        <w:spacing w:before="0" w:after="120" w:line="269" w:lineRule="auto"/>
-      </w:pPr>
-      <w:r>
-        <w:rPr>
-          <w:rFonts w:ascii="Sylfaen" w:hAnsi="Sylfaen" w:cs="Sylfaen" w:eastAsia="Sylfaen"/>
-          <w:b w:val="0"/>
-          <w:i w:val="0"/>
-          <w:color w:val="1C2430"/>
-          <w:sz w:val="24"/>
-        </w:rPr>
-        <w:t>თამაში მხოლოდ მაშინ არის, თუ ოთხივე ალამი დაფაზე დარჩა. კლასი ორ გუნდად იყოფა, მწკრივების მიხედვით. პასუხი იწერება ერთ ფურცელზე, გუნდიდან ერთი კითხულობს. ყვირილით ნათქვამი პასუხი არ ითვლება და სვლა მეორე გუნდზე გადადის. ექვსი კითხვაა, თითო ერთი ქულა.</w:t>
+        <w:t>დაფაზე ორ რიცხვს წერ. კლასი ერთად პასუხობს ხელით: ორი ხელი აწეული ნიშნავს იგივეა, ერთი ხელი ნიშნავს სხვაა. მერე ერთი მოსწავლე ამბობს რიცხვს. ხუთი წყვილია, თითო წუთი საკმარისია.</w:t>
       </w:r>
     </w:p>
     <w:tbl>
@@ -260,7 +197,7 @@
         </w:tc>
         <w:tc>
           <w:tcPr>
-            <w:tcW w:type="dxa" w:w="4649"/>
+            <w:tcW w:type="dxa" w:w="4876"/>
             <w:shd w:val="clear" w:fill="1C2430"/>
             <w:tcBorders>
               <w:top w:val="single" w:sz="4" w:space="0" w:color="E7DCCB"/>
@@ -290,13 +227,13 @@
                 <w:color w:val="FFFFFF"/>
                 <w:sz w:val="22"/>
               </w:rPr>
-              <w:t>კითხვა</w:t>
+              <w:t>დაფაზე</w:t>
             </w:r>
           </w:p>
         </w:tc>
         <w:tc>
           <w:tcPr>
-            <w:tcW w:type="dxa" w:w="4195"/>
+            <w:tcW w:type="dxa" w:w="3969"/>
             <w:shd w:val="clear" w:fill="1C2430"/>
             <w:tcBorders>
               <w:top w:val="single" w:sz="4" w:space="0" w:color="E7DCCB"/>
@@ -365,7 +302,7 @@
                 <w:b/>
                 <w:i w:val="0"/>
                 <w:color w:val="1C2430"/>
-                <w:sz w:val="21"/>
+                <w:sz w:val="22"/>
               </w:rPr>
               <w:t>1</w:t>
             </w:r>
@@ -373,7 +310,7 @@
         </w:tc>
         <w:tc>
           <w:tcPr>
-            <w:tcW w:type="dxa" w:w="4649"/>
+            <w:tcW w:type="dxa" w:w="4876"/>
             <w:shd w:val="clear" w:fill="FBF6EE"/>
             <w:tcBorders>
               <w:top w:val="single" w:sz="4" w:space="0" w:color="E7DCCB"/>
@@ -401,15 +338,15 @@
                 <w:b w:val="0"/>
                 <w:i w:val="0"/>
                 <w:color w:val="1C2430"/>
-                <w:sz w:val="21"/>
+                <w:sz w:val="22"/>
               </w:rPr>
-              <w:t>6·5 და 5·6. რომელი ნამრავლია მეტი?</w:t>
+              <w:t>6·5 და 5·6</w:t>
             </w:r>
           </w:p>
         </w:tc>
         <w:tc>
           <w:tcPr>
-            <w:tcW w:type="dxa" w:w="4195"/>
+            <w:tcW w:type="dxa" w:w="3969"/>
             <w:shd w:val="clear" w:fill="FBF6EE"/>
             <w:tcBorders>
               <w:top w:val="single" w:sz="4" w:space="0" w:color="E7DCCB"/>
@@ -437,9 +374,9 @@
                 <w:b w:val="0"/>
                 <w:i w:val="0"/>
                 <w:color w:val="1C2430"/>
-                <w:sz w:val="21"/>
+                <w:sz w:val="22"/>
               </w:rPr>
-              <w:t>არც ერთი. ორივე 30-ია. გადანაცვლებადობის თვისება.</w:t>
+              <w:t>იგივეა, 30</w:t>
             </w:r>
           </w:p>
         </w:tc>
@@ -478,7 +415,7 @@
                 <w:b/>
                 <w:i w:val="0"/>
                 <w:color w:val="1C2430"/>
-                <w:sz w:val="21"/>
+                <w:sz w:val="22"/>
               </w:rPr>
               <w:t>2</w:t>
             </w:r>
@@ -486,7 +423,7 @@
         </w:tc>
         <w:tc>
           <w:tcPr>
-            <w:tcW w:type="dxa" w:w="4649"/>
+            <w:tcW w:type="dxa" w:w="4876"/>
             <w:shd w:val="clear" w:fill="FFFFFF"/>
             <w:tcBorders>
               <w:top w:val="single" w:sz="4" w:space="0" w:color="E7DCCB"/>
@@ -514,15 +451,15 @@
                 <w:b w:val="0"/>
                 <w:i w:val="0"/>
                 <w:color w:val="1C2430"/>
-                <w:sz w:val="21"/>
+                <w:sz w:val="22"/>
               </w:rPr>
-              <w:t>(3·4)·5 და 3·(4·5). რამდენი გამოდის?</w:t>
+              <w:t>7·1 და 7</w:t>
             </w:r>
           </w:p>
         </w:tc>
         <w:tc>
           <w:tcPr>
-            <w:tcW w:type="dxa" w:w="4195"/>
+            <w:tcW w:type="dxa" w:w="3969"/>
             <w:shd w:val="clear" w:fill="FFFFFF"/>
             <w:tcBorders>
               <w:top w:val="single" w:sz="4" w:space="0" w:color="E7DCCB"/>
@@ -550,9 +487,9 @@
                 <w:b w:val="0"/>
                 <w:i w:val="0"/>
                 <w:color w:val="1C2430"/>
-                <w:sz w:val="21"/>
+                <w:sz w:val="22"/>
               </w:rPr>
-              <w:t>ორივე 60. ჯუფთებადობის თვისება.</w:t>
+              <w:t>იგივეა, 7</w:t>
             </w:r>
           </w:p>
         </w:tc>
@@ -591,7 +528,7 @@
                 <w:b/>
                 <w:i w:val="0"/>
                 <w:color w:val="1C2430"/>
-                <w:sz w:val="21"/>
+                <w:sz w:val="22"/>
               </w:rPr>
               <w:t>3</w:t>
             </w:r>
@@ -599,7 +536,7 @@
         </w:tc>
         <w:tc>
           <w:tcPr>
-            <w:tcW w:type="dxa" w:w="4649"/>
+            <w:tcW w:type="dxa" w:w="4876"/>
             <w:shd w:val="clear" w:fill="FBF6EE"/>
             <w:tcBorders>
               <w:top w:val="single" w:sz="4" w:space="0" w:color="E7DCCB"/>
@@ -627,15 +564,15 @@
                 <w:b w:val="0"/>
                 <w:i w:val="0"/>
                 <w:color w:val="1C2430"/>
-                <w:sz w:val="21"/>
+                <w:sz w:val="22"/>
               </w:rPr>
-              <w:t>9·1 და 9·0. რას უდრის თითო?</w:t>
+              <w:t>7·0 და 7</w:t>
             </w:r>
           </w:p>
         </w:tc>
         <w:tc>
           <w:tcPr>
-            <w:tcW w:type="dxa" w:w="4195"/>
+            <w:tcW w:type="dxa" w:w="3969"/>
             <w:shd w:val="clear" w:fill="FBF6EE"/>
             <w:tcBorders>
               <w:top w:val="single" w:sz="4" w:space="0" w:color="E7DCCB"/>
@@ -663,9 +600,9 @@
                 <w:b w:val="0"/>
                 <w:i w:val="0"/>
                 <w:color w:val="1C2430"/>
-                <w:sz w:val="21"/>
+                <w:sz w:val="22"/>
               </w:rPr>
-              <w:t>9 და 0. ერთზე გამრავლება რიცხვს არ ცვლის. ნულზე გამრავლება ნულს იძლევა.</w:t>
+              <w:t>სხვაა, 0 და 7</w:t>
             </w:r>
           </w:p>
         </w:tc>
@@ -704,7 +641,7 @@
                 <w:b/>
                 <w:i w:val="0"/>
                 <w:color w:val="1C2430"/>
-                <w:sz w:val="21"/>
+                <w:sz w:val="22"/>
               </w:rPr>
               <w:t>4</w:t>
             </w:r>
@@ -712,7 +649,7 @@
         </w:tc>
         <w:tc>
           <w:tcPr>
-            <w:tcW w:type="dxa" w:w="4649"/>
+            <w:tcW w:type="dxa" w:w="4876"/>
             <w:shd w:val="clear" w:fill="FFFFFF"/>
             <w:tcBorders>
               <w:top w:val="single" w:sz="4" w:space="0" w:color="E7DCCB"/>
@@ -740,15 +677,15 @@
                 <w:b w:val="0"/>
                 <w:i w:val="0"/>
                 <w:color w:val="1C2430"/>
-                <w:sz w:val="21"/>
+                <w:sz w:val="22"/>
               </w:rPr>
-              <w:t>5 ყუთი, თითოში 9 და 4. ორი გზა.</w:t>
+              <w:t>(3·4)·5 და 3·(4·5)</w:t>
             </w:r>
           </w:p>
         </w:tc>
         <w:tc>
           <w:tcPr>
-            <w:tcW w:type="dxa" w:w="4195"/>
+            <w:tcW w:type="dxa" w:w="3969"/>
             <w:shd w:val="clear" w:fill="FFFFFF"/>
             <w:tcBorders>
               <w:top w:val="single" w:sz="4" w:space="0" w:color="E7DCCB"/>
@@ -776,9 +713,9 @@
                 <w:b w:val="0"/>
                 <w:i w:val="0"/>
                 <w:color w:val="1C2430"/>
-                <w:sz w:val="21"/>
+                <w:sz w:val="22"/>
               </w:rPr>
-              <w:t>5·(9+4)=65 და 5·9+5·4=65. განრიგებადობის თვისება.</w:t>
+              <w:t>იგივეა, 60</w:t>
             </w:r>
           </w:p>
         </w:tc>
@@ -817,7 +754,7 @@
                 <w:b/>
                 <w:i w:val="0"/>
                 <w:color w:val="1C2430"/>
-                <w:sz w:val="21"/>
+                <w:sz w:val="22"/>
               </w:rPr>
               <w:t>5</w:t>
             </w:r>
@@ -825,7 +762,7 @@
         </w:tc>
         <w:tc>
           <w:tcPr>
-            <w:tcW w:type="dxa" w:w="4649"/>
+            <w:tcW w:type="dxa" w:w="4876"/>
             <w:shd w:val="clear" w:fill="FBF6EE"/>
             <w:tcBorders>
               <w:top w:val="single" w:sz="4" w:space="0" w:color="E7DCCB"/>
@@ -853,15 +790,15 @@
                 <w:b w:val="0"/>
                 <w:i w:val="0"/>
                 <w:color w:val="1C2430"/>
-                <w:sz w:val="21"/>
+                <w:sz w:val="22"/>
               </w:rPr>
-              <w:t>a=3. მაშინ 4a+5a რამდენია?</w:t>
+              <w:t>5·(9+4) და 5·9+5·4</w:t>
             </w:r>
           </w:p>
         </w:tc>
         <w:tc>
           <w:tcPr>
-            <w:tcW w:type="dxa" w:w="4195"/>
+            <w:tcW w:type="dxa" w:w="3969"/>
             <w:shd w:val="clear" w:fill="FBF6EE"/>
             <w:tcBorders>
               <w:top w:val="single" w:sz="4" w:space="0" w:color="E7DCCB"/>
@@ -889,142 +826,14 @@
                 <w:b w:val="0"/>
                 <w:i w:val="0"/>
                 <w:color w:val="1C2430"/>
-                <w:sz w:val="21"/>
+                <w:sz w:val="22"/>
               </w:rPr>
-              <w:t>9a=27. საერთო მამრავლი ფრჩხილებს გარეთ გადის.</w:t>
-            </w:r>
-          </w:p>
-        </w:tc>
-      </w:tr>
-      <w:tr>
-        <w:trPr>
-          <w:cantSplit/>
-        </w:trPr>
-        <w:tc>
-          <w:tcPr>
-            <w:tcW w:type="dxa" w:w="794"/>
-            <w:shd w:val="clear" w:fill="FFFFFF"/>
-            <w:tcBorders>
-              <w:top w:val="single" w:sz="4" w:space="0" w:color="E7DCCB"/>
-              <w:left w:val="single" w:sz="4" w:space="0" w:color="E7DCCB"/>
-              <w:bottom w:val="single" w:sz="4" w:space="0" w:color="E7DCCB"/>
-              <w:right w:val="single" w:sz="4" w:space="0" w:color="E7DCCB"/>
-            </w:tcBorders>
-            <w:tcMar>
-              <w:top w:w="60" w:type="dxa"/>
-              <w:left w:w="80" w:type="dxa"/>
-              <w:bottom w:w="60" w:type="dxa"/>
-              <w:right w:w="80" w:type="dxa"/>
-            </w:tcMar>
-            <w:vAlign w:val="center"/>
-          </w:tcPr>
-          <w:p>
-            <w:pPr>
-              <w:spacing w:before="0" w:after="0" w:line="252" w:lineRule="auto"/>
-              <w:jc w:val="left"/>
-            </w:pPr>
-            <w:r/>
-            <w:r>
-              <w:rPr>
-                <w:rFonts w:ascii="Sylfaen" w:hAnsi="Sylfaen" w:cs="Sylfaen" w:eastAsia="Sylfaen"/>
-                <w:b/>
-                <w:i w:val="0"/>
-                <w:color w:val="1C2430"/>
-                <w:sz w:val="21"/>
-              </w:rPr>
-              <w:t>6</w:t>
-            </w:r>
-          </w:p>
-        </w:tc>
-        <w:tc>
-          <w:tcPr>
-            <w:tcW w:type="dxa" w:w="4649"/>
-            <w:shd w:val="clear" w:fill="FFFFFF"/>
-            <w:tcBorders>
-              <w:top w:val="single" w:sz="4" w:space="0" w:color="E7DCCB"/>
-              <w:left w:val="single" w:sz="4" w:space="0" w:color="E7DCCB"/>
-              <w:bottom w:val="single" w:sz="4" w:space="0" w:color="E7DCCB"/>
-              <w:right w:val="single" w:sz="4" w:space="0" w:color="E7DCCB"/>
-            </w:tcBorders>
-            <w:tcMar>
-              <w:top w:w="60" w:type="dxa"/>
-              <w:left w:w="80" w:type="dxa"/>
-              <w:bottom w:w="60" w:type="dxa"/>
-              <w:right w:w="80" w:type="dxa"/>
-            </w:tcMar>
-            <w:vAlign w:val="center"/>
-          </w:tcPr>
-          <w:p>
-            <w:pPr>
-              <w:spacing w:before="0" w:after="0" w:line="252" w:lineRule="auto"/>
-              <w:jc w:val="left"/>
-            </w:pPr>
-            <w:r/>
-            <w:r>
-              <w:rPr>
-                <w:rFonts w:ascii="Sylfaen" w:hAnsi="Sylfaen" w:cs="Sylfaen" w:eastAsia="Sylfaen"/>
-                <w:b w:val="0"/>
-                <w:i w:val="0"/>
-                <w:color w:val="1C2430"/>
-                <w:sz w:val="21"/>
-              </w:rPr>
-              <w:t>მაგიდაზე სამი ფურცელია: 8a, 8a=56, 8a&gt;50. ამბობ სიტყვას „ტოლობა“. გუნდიდან ერთი შეეხება ფურცელს.</w:t>
-            </w:r>
-          </w:p>
-        </w:tc>
-        <w:tc>
-          <w:tcPr>
-            <w:tcW w:type="dxa" w:w="4195"/>
-            <w:shd w:val="clear" w:fill="FFFFFF"/>
-            <w:tcBorders>
-              <w:top w:val="single" w:sz="4" w:space="0" w:color="E7DCCB"/>
-              <w:left w:val="single" w:sz="4" w:space="0" w:color="E7DCCB"/>
-              <w:bottom w:val="single" w:sz="4" w:space="0" w:color="E7DCCB"/>
-              <w:right w:val="single" w:sz="4" w:space="0" w:color="E7DCCB"/>
-            </w:tcBorders>
-            <w:tcMar>
-              <w:top w:w="60" w:type="dxa"/>
-              <w:left w:w="80" w:type="dxa"/>
-              <w:bottom w:w="60" w:type="dxa"/>
-              <w:right w:w="80" w:type="dxa"/>
-            </w:tcMar>
-            <w:vAlign w:val="center"/>
-          </w:tcPr>
-          <w:p>
-            <w:pPr>
-              <w:spacing w:before="0" w:after="0" w:line="252" w:lineRule="auto"/>
-              <w:jc w:val="left"/>
-            </w:pPr>
-            <w:r/>
-            <w:r>
-              <w:rPr>
-                <w:rFonts w:ascii="Sylfaen" w:hAnsi="Sylfaen" w:cs="Sylfaen" w:eastAsia="Sylfaen"/>
-                <w:b w:val="0"/>
-                <w:i w:val="0"/>
-                <w:color w:val="1C2430"/>
-                <w:sz w:val="21"/>
-              </w:rPr>
-              <w:t>8a=56. დანარჩენი ორი არის გამოსახულება და უტოლობა.</w:t>
+              <w:t>იგივეა, 65</w:t>
             </w:r>
           </w:p>
         </w:tc>
       </w:tr>
     </w:tbl>
-    <w:p>
-      <w:pPr>
-        <w:spacing w:before="240" w:after="80" w:line="259" w:lineRule="auto"/>
-      </w:pPr>
-      <w:r>
-        <w:rPr>
-          <w:rFonts w:ascii="Sylfaen" w:hAnsi="Sylfaen" w:cs="Sylfaen" w:eastAsia="Sylfaen"/>
-          <w:b/>
-          <w:i w:val="0"/>
-          <w:color w:val="8E2F3C"/>
-          <w:sz w:val="28"/>
-        </w:rPr>
-        <w:t>ბოლოს</w:t>
-      </w:r>
-    </w:p>
     <w:p>
       <w:pPr>
         <w:spacing w:before="0" w:after="120" w:line="269" w:lineRule="auto"/>
@@ -1037,7 +846,7 @@
           <w:color w:val="1C2430"/>
           <w:sz w:val="24"/>
         </w:rPr>
-        <w:t>მეტი ქულის მქონე გუნდი ირჩევს, ორშაბათს დაფაზე რომელი მაგალითი დაიწეროს პირველი. ალამი თუ დააკლდა, პარასკევის ეს 12 წუთი რვეულში გადის: გვ. 57, №1–№5, ჩუმად.</w:t>
+        <w:t>ბოლოს ჰკითხე: 9a+7a და 16a იგივეა თუ არა. იგივეა. ვინც იტყვის, პარასკევი ამით მთავრდება.</w:t>
       </w:r>
     </w:p>
     <w:sectPr>

--- a/lesson/mosmena.docx
+++ b/lesson/mosmena.docx
@@ -14,7 +14,7 @@
           <w:color w:val="8E2F3C"/>
           <w:sz w:val="36"/>
         </w:rPr>
-        <w:t>მარტივი ვარიანტი ამ კლასისთვის</w:t>
+        <w:t>ამ კლასისთვის</w:t>
       </w:r>
     </w:p>
     <w:p>
@@ -29,7 +29,7 @@
           <w:color w:val="1C2430"/>
           <w:sz w:val="24"/>
         </w:rPr>
-        <w:t>გამრავლების თვისებები, V კლასი. არაფერი მზადდება წინასწარ. დაფაზე ერთი წინადადება იწერება.</w:t>
+        <w:t>გამრავლების თვისებები, V კლასი. დაფაზე სამი ცარიელი უჯრა იხატება. სლაიდში ეს არ შედის.</w:t>
       </w:r>
     </w:p>
     <w:p>
@@ -44,7 +44,7 @@
           <w:color w:val="8E2F3C"/>
           <w:sz w:val="28"/>
         </w:rPr>
-        <w:t>რას ეუბნები პირველ წუთს</w:t>
+        <w:t>პირველი წუთი</w:t>
       </w:r>
     </w:p>
     <w:p>
@@ -59,7 +59,22 @@
           <w:color w:val="1C2430"/>
           <w:sz w:val="24"/>
         </w:rPr>
-        <w:t>„დღეს თუ კითხვაზე ხელი აწიეთ და არ იყვირეთ, პარასკევს ბოლო ათი წუთი ვითამაშებთ: იგივეა თუ არა.“</w:t>
+        <w:t>„ახლა ერთ შეცდომას დავუშვებ. ვინც დაიჭერს და მეორე გზასაც დაწერს, პირველ უჯრას ვავსებთ. დღეს სამი უჯრა თუ შეივსო, პარასკევს ათი წუთი თამაშია: მეორე გზა. ყვირილზე უჯრას ვშლი.“</w:t>
+      </w:r>
+    </w:p>
+    <w:p>
+      <w:pPr>
+        <w:spacing w:before="240" w:after="80" w:line="259" w:lineRule="auto"/>
+      </w:pPr>
+      <w:r>
+        <w:rPr>
+          <w:rFonts w:ascii="Sylfaen" w:hAnsi="Sylfaen" w:cs="Sylfaen" w:eastAsia="Sylfaen"/>
+          <w:b/>
+          <w:i w:val="0"/>
+          <w:color w:val="8E2F3C"/>
+          <w:sz w:val="28"/>
+        </w:rPr>
+        <w:t>დღეს</w:t>
       </w:r>
     </w:p>
     <w:p>
@@ -74,7 +89,37 @@
           <w:color w:val="1C2430"/>
           <w:sz w:val="24"/>
         </w:rPr>
-        <w:t>გაკვეთილის ბოლოს ერთხელ წყვეტ. მოუსმინეს თუ არა. მოუსმინეს, პარასკევს თამაშია. აყრილობა იყო, პარასკევს ეს ათი წუთი რვეულშია, გვ. 57.</w:t>
+        <w:t>შეცდომა ასე ჟღერს: „ხუთ მოსწავლეს თითო 6 რვეული აქვს, ეს 6·6-ია, სულ 36.“ კლასმა უნდა თქვას, რომ მოსწავლე ხუთია, ამიტომ 5·6=30, და მეორე გზაც დაწეროს: 6+6+6+6+6. ორივე 30-ია. ამის მერე პირველი უჯრა ივსება.</w:t>
+      </w:r>
+    </w:p>
+    <w:p>
+      <w:pPr>
+        <w:spacing w:before="0" w:after="120" w:line="269" w:lineRule="auto"/>
+      </w:pPr>
+      <w:r>
+        <w:rPr>
+          <w:rFonts w:ascii="Sylfaen" w:hAnsi="Sylfaen" w:cs="Sylfaen" w:eastAsia="Sylfaen"/>
+          <w:b w:val="0"/>
+          <w:i w:val="0"/>
+          <w:color w:val="1C2430"/>
+          <w:sz w:val="24"/>
+        </w:rPr>
+        <w:t>მეორე უჯრა ივსება, როცა წყვილი თვითონ იტყვის, რომ 6·5 და 5·6 ერთი და იგივე ნამრავლია. სახელს, გადანაცვლებადობას, ამის შემდეგ ეუბნები.</w:t>
+      </w:r>
+    </w:p>
+    <w:p>
+      <w:pPr>
+        <w:spacing w:before="0" w:after="120" w:line="269" w:lineRule="auto"/>
+      </w:pPr>
+      <w:r>
+        <w:rPr>
+          <w:rFonts w:ascii="Sylfaen" w:hAnsi="Sylfaen" w:cs="Sylfaen" w:eastAsia="Sylfaen"/>
+          <w:b w:val="0"/>
+          <w:i w:val="0"/>
+          <w:color w:val="1C2430"/>
+          <w:sz w:val="24"/>
+        </w:rPr>
+        <w:t>მესამე უჯრა ივსება, როცა დაფაზე ჩნდება 7(a+c) და ვიღაც იტყვის მეორე ჩანაწერსაც, (a+c)·7. სამივე უჯრა ბოლომდე თუ გაჩერდა, პარასკევს თამაშია.</w:t>
       </w:r>
     </w:p>
     <w:p>
@@ -89,7 +134,7 @@
           <w:color w:val="8E2F3C"/>
           <w:sz w:val="28"/>
         </w:rPr>
-        <w:t>დღეს რა არის საინტერესო</w:t>
+        <w:t>პარასკევი, 10 წუთი. მეორე გზა</w:t>
       </w:r>
     </w:p>
     <w:p>
@@ -104,37 +149,7 @@
           <w:color w:val="1C2430"/>
           <w:sz w:val="24"/>
         </w:rPr>
-        <w:t>ხუთი მოსწავლე დგება. თითოეულს 6 თითი აქვს აწეული. კლასი ხედავს და ამბობს, სულ რამდენი თითია. ჯერ ითვლიან თითებს, მერე წერენ 5·6. ორივე 30-ია. ამით იწყება გაკვეთილი, სლაიდამდე.</w:t>
-      </w:r>
-    </w:p>
-    <w:p>
-      <w:pPr>
-        <w:spacing w:before="240" w:after="80" w:line="259" w:lineRule="auto"/>
-      </w:pPr>
-      <w:r>
-        <w:rPr>
-          <w:rFonts w:ascii="Sylfaen" w:hAnsi="Sylfaen" w:cs="Sylfaen" w:eastAsia="Sylfaen"/>
-          <w:b/>
-          <w:i w:val="0"/>
-          <w:color w:val="8E2F3C"/>
-          <w:sz w:val="28"/>
-        </w:rPr>
-        <w:t>პარასკევი, 10 წუთი. იგივეა თუ არა</w:t>
-      </w:r>
-    </w:p>
-    <w:p>
-      <w:pPr>
-        <w:spacing w:before="0" w:after="120" w:line="269" w:lineRule="auto"/>
-      </w:pPr>
-      <w:r>
-        <w:rPr>
-          <w:rFonts w:ascii="Sylfaen" w:hAnsi="Sylfaen" w:cs="Sylfaen" w:eastAsia="Sylfaen"/>
-          <w:b w:val="0"/>
-          <w:i w:val="0"/>
-          <w:color w:val="1C2430"/>
-          <w:sz w:val="24"/>
-        </w:rPr>
-        <w:t>დაფაზე ორ რიცხვს წერ. კლასი ერთად პასუხობს ხელით: ორი ხელი აწეული ნიშნავს იგივეა, ერთი ხელი ნიშნავს სხვაა. მერე ერთი მოსწავლე ამბობს რიცხვს. ხუთი წყვილია, თითო წუთი საკმარისია.</w:t>
+        <w:t>კლასი შუაზე იყოფა, როგორც სხედან. დაფაზე ერთ ჩანაწერს წერ. თითო მხარეს ერთი წუთი აქვს, რომ მეორე გზა დაწეროს. ხელაწეული კითხულობს. ყვირილი არ ითვლება. სწორ მეორე გზაზე მხარე ერთ ხაზს იღებს დაფაზე. ხუთი რაუნდია.</w:t>
       </w:r>
     </w:p>
     <w:tbl>
@@ -197,7 +212,7 @@
         </w:tc>
         <w:tc>
           <w:tcPr>
-            <w:tcW w:type="dxa" w:w="4876"/>
+            <w:tcW w:type="dxa" w:w="4082"/>
             <w:shd w:val="clear" w:fill="1C2430"/>
             <w:tcBorders>
               <w:top w:val="single" w:sz="4" w:space="0" w:color="E7DCCB"/>
@@ -227,13 +242,13 @@
                 <w:color w:val="FFFFFF"/>
                 <w:sz w:val="22"/>
               </w:rPr>
-              <w:t>დაფაზე</w:t>
+              <w:t>დაფაზე წერ</w:t>
             </w:r>
           </w:p>
         </w:tc>
         <w:tc>
           <w:tcPr>
-            <w:tcW w:type="dxa" w:w="3969"/>
+            <w:tcW w:type="dxa" w:w="4762"/>
             <w:shd w:val="clear" w:fill="1C2430"/>
             <w:tcBorders>
               <w:top w:val="single" w:sz="4" w:space="0" w:color="E7DCCB"/>
@@ -263,7 +278,7 @@
                 <w:color w:val="FFFFFF"/>
                 <w:sz w:val="22"/>
               </w:rPr>
-              <w:t>პასუხი</w:t>
+              <w:t>მეორე გზა</w:t>
             </w:r>
           </w:p>
         </w:tc>
@@ -310,7 +325,7 @@
         </w:tc>
         <w:tc>
           <w:tcPr>
-            <w:tcW w:type="dxa" w:w="4876"/>
+            <w:tcW w:type="dxa" w:w="4082"/>
             <w:shd w:val="clear" w:fill="FBF6EE"/>
             <w:tcBorders>
               <w:top w:val="single" w:sz="4" w:space="0" w:color="E7DCCB"/>
@@ -340,13 +355,13 @@
                 <w:color w:val="1C2430"/>
                 <w:sz w:val="22"/>
               </w:rPr>
-              <w:t>6·5 და 5·6</w:t>
+              <w:t>6+6+6+6+6</w:t>
             </w:r>
           </w:p>
         </w:tc>
         <w:tc>
           <w:tcPr>
-            <w:tcW w:type="dxa" w:w="3969"/>
+            <w:tcW w:type="dxa" w:w="4762"/>
             <w:shd w:val="clear" w:fill="FBF6EE"/>
             <w:tcBorders>
               <w:top w:val="single" w:sz="4" w:space="0" w:color="E7DCCB"/>
@@ -376,7 +391,7 @@
                 <w:color w:val="1C2430"/>
                 <w:sz w:val="22"/>
               </w:rPr>
-              <w:t>იგივეა, 30</w:t>
+              <w:t>5·6=30</w:t>
             </w:r>
           </w:p>
         </w:tc>
@@ -423,7 +438,7 @@
         </w:tc>
         <w:tc>
           <w:tcPr>
-            <w:tcW w:type="dxa" w:w="4876"/>
+            <w:tcW w:type="dxa" w:w="4082"/>
             <w:shd w:val="clear" w:fill="FFFFFF"/>
             <w:tcBorders>
               <w:top w:val="single" w:sz="4" w:space="0" w:color="E7DCCB"/>
@@ -453,13 +468,13 @@
                 <w:color w:val="1C2430"/>
                 <w:sz w:val="22"/>
               </w:rPr>
-              <w:t>7·1 და 7</w:t>
+              <w:t>6·5</w:t>
             </w:r>
           </w:p>
         </w:tc>
         <w:tc>
           <w:tcPr>
-            <w:tcW w:type="dxa" w:w="3969"/>
+            <w:tcW w:type="dxa" w:w="4762"/>
             <w:shd w:val="clear" w:fill="FFFFFF"/>
             <w:tcBorders>
               <w:top w:val="single" w:sz="4" w:space="0" w:color="E7DCCB"/>
@@ -489,7 +504,7 @@
                 <w:color w:val="1C2430"/>
                 <w:sz w:val="22"/>
               </w:rPr>
-              <w:t>იგივეა, 7</w:t>
+              <w:t>5·6=30</w:t>
             </w:r>
           </w:p>
         </w:tc>
@@ -536,7 +551,7 @@
         </w:tc>
         <w:tc>
           <w:tcPr>
-            <w:tcW w:type="dxa" w:w="4876"/>
+            <w:tcW w:type="dxa" w:w="4082"/>
             <w:shd w:val="clear" w:fill="FBF6EE"/>
             <w:tcBorders>
               <w:top w:val="single" w:sz="4" w:space="0" w:color="E7DCCB"/>
@@ -566,13 +581,13 @@
                 <w:color w:val="1C2430"/>
                 <w:sz w:val="22"/>
               </w:rPr>
-              <w:t>7·0 და 7</w:t>
+              <w:t>(3·4)·5</w:t>
             </w:r>
           </w:p>
         </w:tc>
         <w:tc>
           <w:tcPr>
-            <w:tcW w:type="dxa" w:w="3969"/>
+            <w:tcW w:type="dxa" w:w="4762"/>
             <w:shd w:val="clear" w:fill="FBF6EE"/>
             <w:tcBorders>
               <w:top w:val="single" w:sz="4" w:space="0" w:color="E7DCCB"/>
@@ -602,7 +617,7 @@
                 <w:color w:val="1C2430"/>
                 <w:sz w:val="22"/>
               </w:rPr>
-              <w:t>სხვაა, 0 და 7</w:t>
+              <w:t>3·(4·5)=60</w:t>
             </w:r>
           </w:p>
         </w:tc>
@@ -649,7 +664,7 @@
         </w:tc>
         <w:tc>
           <w:tcPr>
-            <w:tcW w:type="dxa" w:w="4876"/>
+            <w:tcW w:type="dxa" w:w="4082"/>
             <w:shd w:val="clear" w:fill="FFFFFF"/>
             <w:tcBorders>
               <w:top w:val="single" w:sz="4" w:space="0" w:color="E7DCCB"/>
@@ -679,13 +694,13 @@
                 <w:color w:val="1C2430"/>
                 <w:sz w:val="22"/>
               </w:rPr>
-              <w:t>(3·4)·5 და 3·(4·5)</w:t>
+              <w:t>5·(9+4)</w:t>
             </w:r>
           </w:p>
         </w:tc>
         <w:tc>
           <w:tcPr>
-            <w:tcW w:type="dxa" w:w="3969"/>
+            <w:tcW w:type="dxa" w:w="4762"/>
             <w:shd w:val="clear" w:fill="FFFFFF"/>
             <w:tcBorders>
               <w:top w:val="single" w:sz="4" w:space="0" w:color="E7DCCB"/>
@@ -715,7 +730,7 @@
                 <w:color w:val="1C2430"/>
                 <w:sz w:val="22"/>
               </w:rPr>
-              <w:t>იგივეა, 60</w:t>
+              <w:t>5·9+5·4=65</w:t>
             </w:r>
           </w:p>
         </w:tc>
@@ -762,7 +777,7 @@
         </w:tc>
         <w:tc>
           <w:tcPr>
-            <w:tcW w:type="dxa" w:w="4876"/>
+            <w:tcW w:type="dxa" w:w="4082"/>
             <w:shd w:val="clear" w:fill="FBF6EE"/>
             <w:tcBorders>
               <w:top w:val="single" w:sz="4" w:space="0" w:color="E7DCCB"/>
@@ -792,13 +807,13 @@
                 <w:color w:val="1C2430"/>
                 <w:sz w:val="22"/>
               </w:rPr>
-              <w:t>5·(9+4) და 5·9+5·4</w:t>
+              <w:t>9a+7a</w:t>
             </w:r>
           </w:p>
         </w:tc>
         <w:tc>
           <w:tcPr>
-            <w:tcW w:type="dxa" w:w="3969"/>
+            <w:tcW w:type="dxa" w:w="4762"/>
             <w:shd w:val="clear" w:fill="FBF6EE"/>
             <w:tcBorders>
               <w:top w:val="single" w:sz="4" w:space="0" w:color="E7DCCB"/>
@@ -828,7 +843,7 @@
                 <w:color w:val="1C2430"/>
                 <w:sz w:val="22"/>
               </w:rPr>
-              <w:t>იგივეა, 65</w:t>
+              <w:t>16a</w:t>
             </w:r>
           </w:p>
         </w:tc>
@@ -846,7 +861,7 @@
           <w:color w:val="1C2430"/>
           <w:sz w:val="24"/>
         </w:rPr>
-        <w:t>ბოლოს ჰკითხე: 9a+7a და 16a იგივეა თუ არა. იგივეა. ვინც იტყვის, პარასკევი ამით მთავრდება.</w:t>
+        <w:t>მეტი ხაზის მხარე ირჩევს, ორშაბათს დაფაზე რა დაიწეროს პირველი. უჯრა თუ დაიშალა, ეს ათი წუთი რვეულშია: გვ. 57, №1–№5.</w:t>
       </w:r>
     </w:p>
     <w:sectPr>

--- a/lesson/mosmena.docx
+++ b/lesson/mosmena.docx
@@ -29,7 +29,7 @@
           <w:color w:val="1C2430"/>
           <w:sz w:val="24"/>
         </w:rPr>
-        <w:t>გამრავლების თვისებები, V კლასი. დაფაზე სამი ცარიელი უჯრა იხატება. სლაიდში ეს არ შედის.</w:t>
+        <w:t>გამრავლების თვისებები, V კლასი. სამი უჯრა სლაიდის ზემოთაა. დაჭერით ივსება, მეორედ დაჭერით იშლება. თამაში დღეს არ თამაშდება, მხოლოდ პარასკევის პირობაა.</w:t>
       </w:r>
     </w:p>
     <w:p>

--- a/lesson/mosmena.docx
+++ b/lesson/mosmena.docx
@@ -29,7 +29,7 @@
           <w:color w:val="1C2430"/>
           <w:sz w:val="24"/>
         </w:rPr>
-        <w:t>გამრავლების თვისებები, V კლასი. სამი უჯრა სლაიდის ზემოთაა. დაჭერით ივსება, მეორედ დაჭერით იშლება. თამაში დღეს არ თამაშდება, მხოლოდ პარასკევის პირობაა.</w:t>
+        <w:t>გამრავლების თვისებები, V კლასი. გაკვეთილი მთელ კლასთან მიდის: ჯერ სლაიდზე ახსნა, მერე მაგალითები, ბოლოს სამი თამაში.</w:t>
       </w:r>
     </w:p>
     <w:p>
@@ -59,7 +59,7 @@
           <w:color w:val="1C2430"/>
           <w:sz w:val="24"/>
         </w:rPr>
-        <w:t>„ახლა ერთ შეცდომას დავუშვებ. ვინც დაიჭერს და მეორე გზასაც დაწერს, პირველ უჯრას ვავსებთ. დღეს სამი უჯრა თუ შეივსო, პარასკევს ათი წუთი თამაშია: მეორე გზა. ყვირილზე უჯრას ვშლი.“</w:t>
+        <w:t>„ახლა ერთ შეცდომას დავუშვებ. ვინც დაიჭერს და მეორე გზასაც იტყვის, სლაიდზე პასუხს ვხსნით.“</w:t>
       </w:r>
     </w:p>
     <w:p>
@@ -89,7 +89,7 @@
           <w:color w:val="1C2430"/>
           <w:sz w:val="24"/>
         </w:rPr>
-        <w:t>შეცდომა ასე ჟღერს: „ხუთ მოსწავლეს თითო 6 რვეული აქვს, ეს 6·6-ია, სულ 36.“ კლასმა უნდა თქვას, რომ მოსწავლე ხუთია, ამიტომ 5·6=30, და მეორე გზაც დაწეროს: 6+6+6+6+6. ორივე 30-ია. ამის მერე პირველი უჯრა ივსება.</w:t>
+        <w:t>შეცდომა ასე ჟღერს: „ხუთ მოსწავლეს თითო 6 რვეული აქვს, ეს 6·6-ია, სულ 36.“ კლასმა უნდა თქვას, რომ მოსწავლე ხუთია, ამიტომ 5·6=30, და მეორე გზაც: 6+6+6+6+6. ორივე 30-ია.</w:t>
       </w:r>
     </w:p>
     <w:p>
@@ -104,7 +104,7 @@
           <w:color w:val="1C2430"/>
           <w:sz w:val="24"/>
         </w:rPr>
-        <w:t>მეორე უჯრა ივსება, როცა წყვილი თვითონ იტყვის, რომ 6·5 და 5·6 ერთი და იგივე ნამრავლია. სახელს, გადანაცვლებადობას, ამის შემდეგ ეუბნები.</w:t>
+        <w:t>მერე კლასი თვითონ ამბობს, რომ 6·5 და 5·6 ერთი და იგივე ნამრავლია. სახელს, გადანაცვლებადობის თვისებას, ამის შემდეგ ეუბნები.</w:t>
       </w:r>
     </w:p>
     <w:p>
@@ -119,749 +119,7 @@
           <w:color w:val="1C2430"/>
           <w:sz w:val="24"/>
         </w:rPr>
-        <w:t>მესამე უჯრა ივსება, როცა დაფაზე ჩნდება 7(a+c) და ვიღაც იტყვის მეორე ჩანაწერსაც, (a+c)·7. სამივე უჯრა ბოლომდე თუ გაჩერდა, პარასკევს თამაშია.</w:t>
-      </w:r>
-    </w:p>
-    <w:p>
-      <w:pPr>
-        <w:spacing w:before="240" w:after="80" w:line="259" w:lineRule="auto"/>
-      </w:pPr>
-      <w:r>
-        <w:rPr>
-          <w:rFonts w:ascii="Sylfaen" w:hAnsi="Sylfaen" w:cs="Sylfaen" w:eastAsia="Sylfaen"/>
-          <w:b/>
-          <w:i w:val="0"/>
-          <w:color w:val="8E2F3C"/>
-          <w:sz w:val="28"/>
-        </w:rPr>
-        <w:t>პარასკევი, 10 წუთი. მეორე გზა</w:t>
-      </w:r>
-    </w:p>
-    <w:p>
-      <w:pPr>
-        <w:spacing w:before="0" w:after="120" w:line="269" w:lineRule="auto"/>
-      </w:pPr>
-      <w:r>
-        <w:rPr>
-          <w:rFonts w:ascii="Sylfaen" w:hAnsi="Sylfaen" w:cs="Sylfaen" w:eastAsia="Sylfaen"/>
-          <w:b w:val="0"/>
-          <w:i w:val="0"/>
-          <w:color w:val="1C2430"/>
-          <w:sz w:val="24"/>
-        </w:rPr>
-        <w:t>კლასი შუაზე იყოფა, როგორც სხედან. დაფაზე ერთ ჩანაწერს წერ. თითო მხარეს ერთი წუთი აქვს, რომ მეორე გზა დაწეროს. ხელაწეული კითხულობს. ყვირილი არ ითვლება. სწორ მეორე გზაზე მხარე ერთ ხაზს იღებს დაფაზე. ხუთი რაუნდია.</w:t>
-      </w:r>
-    </w:p>
-    <w:tbl>
-      <w:tblPr>
-        <w:tblW w:type="pct" w:w="5000"/>
-        <w:tblLook w:firstColumn="1" w:firstRow="1" w:lastColumn="0" w:lastRow="0" w:noHBand="0" w:noVBand="1" w:val="04A0"/>
-        <w:tblBorders>
-          <w:top w:val="nil"/>
-          <w:left w:val="nil"/>
-          <w:bottom w:val="nil"/>
-          <w:right w:val="nil"/>
-          <w:insideH w:val="nil"/>
-          <w:insideV w:val="nil"/>
-        </w:tblBorders>
-      </w:tblPr>
-      <w:tblGrid>
-        <w:gridCol w:w="3364"/>
-        <w:gridCol w:w="3364"/>
-        <w:gridCol w:w="3364"/>
-      </w:tblGrid>
-      <w:tr>
-        <w:trPr>
-          <w:cantSplit/>
-        </w:trPr>
-        <w:tc>
-          <w:tcPr>
-            <w:tcW w:type="dxa" w:w="794"/>
-            <w:shd w:val="clear" w:fill="1C2430"/>
-            <w:tcBorders>
-              <w:top w:val="single" w:sz="4" w:space="0" w:color="E7DCCB"/>
-              <w:left w:val="single" w:sz="4" w:space="0" w:color="E7DCCB"/>
-              <w:bottom w:val="single" w:sz="4" w:space="0" w:color="E7DCCB"/>
-              <w:right w:val="single" w:sz="4" w:space="0" w:color="E7DCCB"/>
-            </w:tcBorders>
-            <w:tcMar>
-              <w:top w:w="60" w:type="dxa"/>
-              <w:left w:w="80" w:type="dxa"/>
-              <w:bottom w:w="60" w:type="dxa"/>
-              <w:right w:w="80" w:type="dxa"/>
-            </w:tcMar>
-            <w:vAlign w:val="center"/>
-          </w:tcPr>
-          <w:p>
-            <w:pPr>
-              <w:spacing w:before="0" w:after="0" w:line="252" w:lineRule="auto"/>
-              <w:jc w:val="left"/>
-            </w:pPr>
-            <w:r/>
-            <w:r>
-              <w:rPr>
-                <w:rFonts w:ascii="Sylfaen" w:hAnsi="Sylfaen" w:cs="Sylfaen" w:eastAsia="Sylfaen"/>
-                <w:b/>
-                <w:i w:val="0"/>
-                <w:color w:val="FFFFFF"/>
-                <w:sz w:val="22"/>
-              </w:rPr>
-              <w:t>№</w:t>
-            </w:r>
-          </w:p>
-        </w:tc>
-        <w:tc>
-          <w:tcPr>
-            <w:tcW w:type="dxa" w:w="4082"/>
-            <w:shd w:val="clear" w:fill="1C2430"/>
-            <w:tcBorders>
-              <w:top w:val="single" w:sz="4" w:space="0" w:color="E7DCCB"/>
-              <w:left w:val="single" w:sz="4" w:space="0" w:color="E7DCCB"/>
-              <w:bottom w:val="single" w:sz="4" w:space="0" w:color="E7DCCB"/>
-              <w:right w:val="single" w:sz="4" w:space="0" w:color="E7DCCB"/>
-            </w:tcBorders>
-            <w:tcMar>
-              <w:top w:w="60" w:type="dxa"/>
-              <w:left w:w="80" w:type="dxa"/>
-              <w:bottom w:w="60" w:type="dxa"/>
-              <w:right w:w="80" w:type="dxa"/>
-            </w:tcMar>
-            <w:vAlign w:val="center"/>
-          </w:tcPr>
-          <w:p>
-            <w:pPr>
-              <w:spacing w:before="0" w:after="0" w:line="252" w:lineRule="auto"/>
-              <w:jc w:val="left"/>
-            </w:pPr>
-            <w:r/>
-            <w:r>
-              <w:rPr>
-                <w:rFonts w:ascii="Sylfaen" w:hAnsi="Sylfaen" w:cs="Sylfaen" w:eastAsia="Sylfaen"/>
-                <w:b/>
-                <w:i w:val="0"/>
-                <w:color w:val="FFFFFF"/>
-                <w:sz w:val="22"/>
-              </w:rPr>
-              <w:t>დაფაზე წერ</w:t>
-            </w:r>
-          </w:p>
-        </w:tc>
-        <w:tc>
-          <w:tcPr>
-            <w:tcW w:type="dxa" w:w="4762"/>
-            <w:shd w:val="clear" w:fill="1C2430"/>
-            <w:tcBorders>
-              <w:top w:val="single" w:sz="4" w:space="0" w:color="E7DCCB"/>
-              <w:left w:val="single" w:sz="4" w:space="0" w:color="E7DCCB"/>
-              <w:bottom w:val="single" w:sz="4" w:space="0" w:color="E7DCCB"/>
-              <w:right w:val="single" w:sz="4" w:space="0" w:color="E7DCCB"/>
-            </w:tcBorders>
-            <w:tcMar>
-              <w:top w:w="60" w:type="dxa"/>
-              <w:left w:w="80" w:type="dxa"/>
-              <w:bottom w:w="60" w:type="dxa"/>
-              <w:right w:w="80" w:type="dxa"/>
-            </w:tcMar>
-            <w:vAlign w:val="center"/>
-          </w:tcPr>
-          <w:p>
-            <w:pPr>
-              <w:spacing w:before="0" w:after="0" w:line="252" w:lineRule="auto"/>
-              <w:jc w:val="left"/>
-            </w:pPr>
-            <w:r/>
-            <w:r>
-              <w:rPr>
-                <w:rFonts w:ascii="Sylfaen" w:hAnsi="Sylfaen" w:cs="Sylfaen" w:eastAsia="Sylfaen"/>
-                <w:b/>
-                <w:i w:val="0"/>
-                <w:color w:val="FFFFFF"/>
-                <w:sz w:val="22"/>
-              </w:rPr>
-              <w:t>მეორე გზა</w:t>
-            </w:r>
-          </w:p>
-        </w:tc>
-      </w:tr>
-      <w:tr>
-        <w:trPr>
-          <w:cantSplit/>
-        </w:trPr>
-        <w:tc>
-          <w:tcPr>
-            <w:tcW w:type="dxa" w:w="794"/>
-            <w:shd w:val="clear" w:fill="FBF6EE"/>
-            <w:tcBorders>
-              <w:top w:val="single" w:sz="4" w:space="0" w:color="E7DCCB"/>
-              <w:left w:val="single" w:sz="4" w:space="0" w:color="E7DCCB"/>
-              <w:bottom w:val="single" w:sz="4" w:space="0" w:color="E7DCCB"/>
-              <w:right w:val="single" w:sz="4" w:space="0" w:color="E7DCCB"/>
-            </w:tcBorders>
-            <w:tcMar>
-              <w:top w:w="60" w:type="dxa"/>
-              <w:left w:w="80" w:type="dxa"/>
-              <w:bottom w:w="60" w:type="dxa"/>
-              <w:right w:w="80" w:type="dxa"/>
-            </w:tcMar>
-            <w:vAlign w:val="center"/>
-          </w:tcPr>
-          <w:p>
-            <w:pPr>
-              <w:spacing w:before="0" w:after="0" w:line="252" w:lineRule="auto"/>
-              <w:jc w:val="left"/>
-            </w:pPr>
-            <w:r/>
-            <w:r>
-              <w:rPr>
-                <w:rFonts w:ascii="Sylfaen" w:hAnsi="Sylfaen" w:cs="Sylfaen" w:eastAsia="Sylfaen"/>
-                <w:b/>
-                <w:i w:val="0"/>
-                <w:color w:val="1C2430"/>
-                <w:sz w:val="22"/>
-              </w:rPr>
-              <w:t>1</w:t>
-            </w:r>
-          </w:p>
-        </w:tc>
-        <w:tc>
-          <w:tcPr>
-            <w:tcW w:type="dxa" w:w="4082"/>
-            <w:shd w:val="clear" w:fill="FBF6EE"/>
-            <w:tcBorders>
-              <w:top w:val="single" w:sz="4" w:space="0" w:color="E7DCCB"/>
-              <w:left w:val="single" w:sz="4" w:space="0" w:color="E7DCCB"/>
-              <w:bottom w:val="single" w:sz="4" w:space="0" w:color="E7DCCB"/>
-              <w:right w:val="single" w:sz="4" w:space="0" w:color="E7DCCB"/>
-            </w:tcBorders>
-            <w:tcMar>
-              <w:top w:w="60" w:type="dxa"/>
-              <w:left w:w="80" w:type="dxa"/>
-              <w:bottom w:w="60" w:type="dxa"/>
-              <w:right w:w="80" w:type="dxa"/>
-            </w:tcMar>
-            <w:vAlign w:val="center"/>
-          </w:tcPr>
-          <w:p>
-            <w:pPr>
-              <w:spacing w:before="0" w:after="0" w:line="252" w:lineRule="auto"/>
-              <w:jc w:val="left"/>
-            </w:pPr>
-            <w:r/>
-            <w:r>
-              <w:rPr>
-                <w:rFonts w:ascii="Sylfaen" w:hAnsi="Sylfaen" w:cs="Sylfaen" w:eastAsia="Sylfaen"/>
-                <w:b w:val="0"/>
-                <w:i w:val="0"/>
-                <w:color w:val="1C2430"/>
-                <w:sz w:val="22"/>
-              </w:rPr>
-              <w:t>6+6+6+6+6</w:t>
-            </w:r>
-          </w:p>
-        </w:tc>
-        <w:tc>
-          <w:tcPr>
-            <w:tcW w:type="dxa" w:w="4762"/>
-            <w:shd w:val="clear" w:fill="FBF6EE"/>
-            <w:tcBorders>
-              <w:top w:val="single" w:sz="4" w:space="0" w:color="E7DCCB"/>
-              <w:left w:val="single" w:sz="4" w:space="0" w:color="E7DCCB"/>
-              <w:bottom w:val="single" w:sz="4" w:space="0" w:color="E7DCCB"/>
-              <w:right w:val="single" w:sz="4" w:space="0" w:color="E7DCCB"/>
-            </w:tcBorders>
-            <w:tcMar>
-              <w:top w:w="60" w:type="dxa"/>
-              <w:left w:w="80" w:type="dxa"/>
-              <w:bottom w:w="60" w:type="dxa"/>
-              <w:right w:w="80" w:type="dxa"/>
-            </w:tcMar>
-            <w:vAlign w:val="center"/>
-          </w:tcPr>
-          <w:p>
-            <w:pPr>
-              <w:spacing w:before="0" w:after="0" w:line="252" w:lineRule="auto"/>
-              <w:jc w:val="left"/>
-            </w:pPr>
-            <w:r/>
-            <w:r>
-              <w:rPr>
-                <w:rFonts w:ascii="Sylfaen" w:hAnsi="Sylfaen" w:cs="Sylfaen" w:eastAsia="Sylfaen"/>
-                <w:b w:val="0"/>
-                <w:i w:val="0"/>
-                <w:color w:val="1C2430"/>
-                <w:sz w:val="22"/>
-              </w:rPr>
-              <w:t>5·6=30</w:t>
-            </w:r>
-          </w:p>
-        </w:tc>
-      </w:tr>
-      <w:tr>
-        <w:trPr>
-          <w:cantSplit/>
-        </w:trPr>
-        <w:tc>
-          <w:tcPr>
-            <w:tcW w:type="dxa" w:w="794"/>
-            <w:shd w:val="clear" w:fill="FFFFFF"/>
-            <w:tcBorders>
-              <w:top w:val="single" w:sz="4" w:space="0" w:color="E7DCCB"/>
-              <w:left w:val="single" w:sz="4" w:space="0" w:color="E7DCCB"/>
-              <w:bottom w:val="single" w:sz="4" w:space="0" w:color="E7DCCB"/>
-              <w:right w:val="single" w:sz="4" w:space="0" w:color="E7DCCB"/>
-            </w:tcBorders>
-            <w:tcMar>
-              <w:top w:w="60" w:type="dxa"/>
-              <w:left w:w="80" w:type="dxa"/>
-              <w:bottom w:w="60" w:type="dxa"/>
-              <w:right w:w="80" w:type="dxa"/>
-            </w:tcMar>
-            <w:vAlign w:val="center"/>
-          </w:tcPr>
-          <w:p>
-            <w:pPr>
-              <w:spacing w:before="0" w:after="0" w:line="252" w:lineRule="auto"/>
-              <w:jc w:val="left"/>
-            </w:pPr>
-            <w:r/>
-            <w:r>
-              <w:rPr>
-                <w:rFonts w:ascii="Sylfaen" w:hAnsi="Sylfaen" w:cs="Sylfaen" w:eastAsia="Sylfaen"/>
-                <w:b/>
-                <w:i w:val="0"/>
-                <w:color w:val="1C2430"/>
-                <w:sz w:val="22"/>
-              </w:rPr>
-              <w:t>2</w:t>
-            </w:r>
-          </w:p>
-        </w:tc>
-        <w:tc>
-          <w:tcPr>
-            <w:tcW w:type="dxa" w:w="4082"/>
-            <w:shd w:val="clear" w:fill="FFFFFF"/>
-            <w:tcBorders>
-              <w:top w:val="single" w:sz="4" w:space="0" w:color="E7DCCB"/>
-              <w:left w:val="single" w:sz="4" w:space="0" w:color="E7DCCB"/>
-              <w:bottom w:val="single" w:sz="4" w:space="0" w:color="E7DCCB"/>
-              <w:right w:val="single" w:sz="4" w:space="0" w:color="E7DCCB"/>
-            </w:tcBorders>
-            <w:tcMar>
-              <w:top w:w="60" w:type="dxa"/>
-              <w:left w:w="80" w:type="dxa"/>
-              <w:bottom w:w="60" w:type="dxa"/>
-              <w:right w:w="80" w:type="dxa"/>
-            </w:tcMar>
-            <w:vAlign w:val="center"/>
-          </w:tcPr>
-          <w:p>
-            <w:pPr>
-              <w:spacing w:before="0" w:after="0" w:line="252" w:lineRule="auto"/>
-              <w:jc w:val="left"/>
-            </w:pPr>
-            <w:r/>
-            <w:r>
-              <w:rPr>
-                <w:rFonts w:ascii="Sylfaen" w:hAnsi="Sylfaen" w:cs="Sylfaen" w:eastAsia="Sylfaen"/>
-                <w:b w:val="0"/>
-                <w:i w:val="0"/>
-                <w:color w:val="1C2430"/>
-                <w:sz w:val="22"/>
-              </w:rPr>
-              <w:t>6·5</w:t>
-            </w:r>
-          </w:p>
-        </w:tc>
-        <w:tc>
-          <w:tcPr>
-            <w:tcW w:type="dxa" w:w="4762"/>
-            <w:shd w:val="clear" w:fill="FFFFFF"/>
-            <w:tcBorders>
-              <w:top w:val="single" w:sz="4" w:space="0" w:color="E7DCCB"/>
-              <w:left w:val="single" w:sz="4" w:space="0" w:color="E7DCCB"/>
-              <w:bottom w:val="single" w:sz="4" w:space="0" w:color="E7DCCB"/>
-              <w:right w:val="single" w:sz="4" w:space="0" w:color="E7DCCB"/>
-            </w:tcBorders>
-            <w:tcMar>
-              <w:top w:w="60" w:type="dxa"/>
-              <w:left w:w="80" w:type="dxa"/>
-              <w:bottom w:w="60" w:type="dxa"/>
-              <w:right w:w="80" w:type="dxa"/>
-            </w:tcMar>
-            <w:vAlign w:val="center"/>
-          </w:tcPr>
-          <w:p>
-            <w:pPr>
-              <w:spacing w:before="0" w:after="0" w:line="252" w:lineRule="auto"/>
-              <w:jc w:val="left"/>
-            </w:pPr>
-            <w:r/>
-            <w:r>
-              <w:rPr>
-                <w:rFonts w:ascii="Sylfaen" w:hAnsi="Sylfaen" w:cs="Sylfaen" w:eastAsia="Sylfaen"/>
-                <w:b w:val="0"/>
-                <w:i w:val="0"/>
-                <w:color w:val="1C2430"/>
-                <w:sz w:val="22"/>
-              </w:rPr>
-              <w:t>5·6=30</w:t>
-            </w:r>
-          </w:p>
-        </w:tc>
-      </w:tr>
-      <w:tr>
-        <w:trPr>
-          <w:cantSplit/>
-        </w:trPr>
-        <w:tc>
-          <w:tcPr>
-            <w:tcW w:type="dxa" w:w="794"/>
-            <w:shd w:val="clear" w:fill="FBF6EE"/>
-            <w:tcBorders>
-              <w:top w:val="single" w:sz="4" w:space="0" w:color="E7DCCB"/>
-              <w:left w:val="single" w:sz="4" w:space="0" w:color="E7DCCB"/>
-              <w:bottom w:val="single" w:sz="4" w:space="0" w:color="E7DCCB"/>
-              <w:right w:val="single" w:sz="4" w:space="0" w:color="E7DCCB"/>
-            </w:tcBorders>
-            <w:tcMar>
-              <w:top w:w="60" w:type="dxa"/>
-              <w:left w:w="80" w:type="dxa"/>
-              <w:bottom w:w="60" w:type="dxa"/>
-              <w:right w:w="80" w:type="dxa"/>
-            </w:tcMar>
-            <w:vAlign w:val="center"/>
-          </w:tcPr>
-          <w:p>
-            <w:pPr>
-              <w:spacing w:before="0" w:after="0" w:line="252" w:lineRule="auto"/>
-              <w:jc w:val="left"/>
-            </w:pPr>
-            <w:r/>
-            <w:r>
-              <w:rPr>
-                <w:rFonts w:ascii="Sylfaen" w:hAnsi="Sylfaen" w:cs="Sylfaen" w:eastAsia="Sylfaen"/>
-                <w:b/>
-                <w:i w:val="0"/>
-                <w:color w:val="1C2430"/>
-                <w:sz w:val="22"/>
-              </w:rPr>
-              <w:t>3</w:t>
-            </w:r>
-          </w:p>
-        </w:tc>
-        <w:tc>
-          <w:tcPr>
-            <w:tcW w:type="dxa" w:w="4082"/>
-            <w:shd w:val="clear" w:fill="FBF6EE"/>
-            <w:tcBorders>
-              <w:top w:val="single" w:sz="4" w:space="0" w:color="E7DCCB"/>
-              <w:left w:val="single" w:sz="4" w:space="0" w:color="E7DCCB"/>
-              <w:bottom w:val="single" w:sz="4" w:space="0" w:color="E7DCCB"/>
-              <w:right w:val="single" w:sz="4" w:space="0" w:color="E7DCCB"/>
-            </w:tcBorders>
-            <w:tcMar>
-              <w:top w:w="60" w:type="dxa"/>
-              <w:left w:w="80" w:type="dxa"/>
-              <w:bottom w:w="60" w:type="dxa"/>
-              <w:right w:w="80" w:type="dxa"/>
-            </w:tcMar>
-            <w:vAlign w:val="center"/>
-          </w:tcPr>
-          <w:p>
-            <w:pPr>
-              <w:spacing w:before="0" w:after="0" w:line="252" w:lineRule="auto"/>
-              <w:jc w:val="left"/>
-            </w:pPr>
-            <w:r/>
-            <w:r>
-              <w:rPr>
-                <w:rFonts w:ascii="Sylfaen" w:hAnsi="Sylfaen" w:cs="Sylfaen" w:eastAsia="Sylfaen"/>
-                <w:b w:val="0"/>
-                <w:i w:val="0"/>
-                <w:color w:val="1C2430"/>
-                <w:sz w:val="22"/>
-              </w:rPr>
-              <w:t>(3·4)·5</w:t>
-            </w:r>
-          </w:p>
-        </w:tc>
-        <w:tc>
-          <w:tcPr>
-            <w:tcW w:type="dxa" w:w="4762"/>
-            <w:shd w:val="clear" w:fill="FBF6EE"/>
-            <w:tcBorders>
-              <w:top w:val="single" w:sz="4" w:space="0" w:color="E7DCCB"/>
-              <w:left w:val="single" w:sz="4" w:space="0" w:color="E7DCCB"/>
-              <w:bottom w:val="single" w:sz="4" w:space="0" w:color="E7DCCB"/>
-              <w:right w:val="single" w:sz="4" w:space="0" w:color="E7DCCB"/>
-            </w:tcBorders>
-            <w:tcMar>
-              <w:top w:w="60" w:type="dxa"/>
-              <w:left w:w="80" w:type="dxa"/>
-              <w:bottom w:w="60" w:type="dxa"/>
-              <w:right w:w="80" w:type="dxa"/>
-            </w:tcMar>
-            <w:vAlign w:val="center"/>
-          </w:tcPr>
-          <w:p>
-            <w:pPr>
-              <w:spacing w:before="0" w:after="0" w:line="252" w:lineRule="auto"/>
-              <w:jc w:val="left"/>
-            </w:pPr>
-            <w:r/>
-            <w:r>
-              <w:rPr>
-                <w:rFonts w:ascii="Sylfaen" w:hAnsi="Sylfaen" w:cs="Sylfaen" w:eastAsia="Sylfaen"/>
-                <w:b w:val="0"/>
-                <w:i w:val="0"/>
-                <w:color w:val="1C2430"/>
-                <w:sz w:val="22"/>
-              </w:rPr>
-              <w:t>3·(4·5)=60</w:t>
-            </w:r>
-          </w:p>
-        </w:tc>
-      </w:tr>
-      <w:tr>
-        <w:trPr>
-          <w:cantSplit/>
-        </w:trPr>
-        <w:tc>
-          <w:tcPr>
-            <w:tcW w:type="dxa" w:w="794"/>
-            <w:shd w:val="clear" w:fill="FFFFFF"/>
-            <w:tcBorders>
-              <w:top w:val="single" w:sz="4" w:space="0" w:color="E7DCCB"/>
-              <w:left w:val="single" w:sz="4" w:space="0" w:color="E7DCCB"/>
-              <w:bottom w:val="single" w:sz="4" w:space="0" w:color="E7DCCB"/>
-              <w:right w:val="single" w:sz="4" w:space="0" w:color="E7DCCB"/>
-            </w:tcBorders>
-            <w:tcMar>
-              <w:top w:w="60" w:type="dxa"/>
-              <w:left w:w="80" w:type="dxa"/>
-              <w:bottom w:w="60" w:type="dxa"/>
-              <w:right w:w="80" w:type="dxa"/>
-            </w:tcMar>
-            <w:vAlign w:val="center"/>
-          </w:tcPr>
-          <w:p>
-            <w:pPr>
-              <w:spacing w:before="0" w:after="0" w:line="252" w:lineRule="auto"/>
-              <w:jc w:val="left"/>
-            </w:pPr>
-            <w:r/>
-            <w:r>
-              <w:rPr>
-                <w:rFonts w:ascii="Sylfaen" w:hAnsi="Sylfaen" w:cs="Sylfaen" w:eastAsia="Sylfaen"/>
-                <w:b/>
-                <w:i w:val="0"/>
-                <w:color w:val="1C2430"/>
-                <w:sz w:val="22"/>
-              </w:rPr>
-              <w:t>4</w:t>
-            </w:r>
-          </w:p>
-        </w:tc>
-        <w:tc>
-          <w:tcPr>
-            <w:tcW w:type="dxa" w:w="4082"/>
-            <w:shd w:val="clear" w:fill="FFFFFF"/>
-            <w:tcBorders>
-              <w:top w:val="single" w:sz="4" w:space="0" w:color="E7DCCB"/>
-              <w:left w:val="single" w:sz="4" w:space="0" w:color="E7DCCB"/>
-              <w:bottom w:val="single" w:sz="4" w:space="0" w:color="E7DCCB"/>
-              <w:right w:val="single" w:sz="4" w:space="0" w:color="E7DCCB"/>
-            </w:tcBorders>
-            <w:tcMar>
-              <w:top w:w="60" w:type="dxa"/>
-              <w:left w:w="80" w:type="dxa"/>
-              <w:bottom w:w="60" w:type="dxa"/>
-              <w:right w:w="80" w:type="dxa"/>
-            </w:tcMar>
-            <w:vAlign w:val="center"/>
-          </w:tcPr>
-          <w:p>
-            <w:pPr>
-              <w:spacing w:before="0" w:after="0" w:line="252" w:lineRule="auto"/>
-              <w:jc w:val="left"/>
-            </w:pPr>
-            <w:r/>
-            <w:r>
-              <w:rPr>
-                <w:rFonts w:ascii="Sylfaen" w:hAnsi="Sylfaen" w:cs="Sylfaen" w:eastAsia="Sylfaen"/>
-                <w:b w:val="0"/>
-                <w:i w:val="0"/>
-                <w:color w:val="1C2430"/>
-                <w:sz w:val="22"/>
-              </w:rPr>
-              <w:t>5·(9+4)</w:t>
-            </w:r>
-          </w:p>
-        </w:tc>
-        <w:tc>
-          <w:tcPr>
-            <w:tcW w:type="dxa" w:w="4762"/>
-            <w:shd w:val="clear" w:fill="FFFFFF"/>
-            <w:tcBorders>
-              <w:top w:val="single" w:sz="4" w:space="0" w:color="E7DCCB"/>
-              <w:left w:val="single" w:sz="4" w:space="0" w:color="E7DCCB"/>
-              <w:bottom w:val="single" w:sz="4" w:space="0" w:color="E7DCCB"/>
-              <w:right w:val="single" w:sz="4" w:space="0" w:color="E7DCCB"/>
-            </w:tcBorders>
-            <w:tcMar>
-              <w:top w:w="60" w:type="dxa"/>
-              <w:left w:w="80" w:type="dxa"/>
-              <w:bottom w:w="60" w:type="dxa"/>
-              <w:right w:w="80" w:type="dxa"/>
-            </w:tcMar>
-            <w:vAlign w:val="center"/>
-          </w:tcPr>
-          <w:p>
-            <w:pPr>
-              <w:spacing w:before="0" w:after="0" w:line="252" w:lineRule="auto"/>
-              <w:jc w:val="left"/>
-            </w:pPr>
-            <w:r/>
-            <w:r>
-              <w:rPr>
-                <w:rFonts w:ascii="Sylfaen" w:hAnsi="Sylfaen" w:cs="Sylfaen" w:eastAsia="Sylfaen"/>
-                <w:b w:val="0"/>
-                <w:i w:val="0"/>
-                <w:color w:val="1C2430"/>
-                <w:sz w:val="22"/>
-              </w:rPr>
-              <w:t>5·9+5·4=65</w:t>
-            </w:r>
-          </w:p>
-        </w:tc>
-      </w:tr>
-      <w:tr>
-        <w:trPr>
-          <w:cantSplit/>
-        </w:trPr>
-        <w:tc>
-          <w:tcPr>
-            <w:tcW w:type="dxa" w:w="794"/>
-            <w:shd w:val="clear" w:fill="FBF6EE"/>
-            <w:tcBorders>
-              <w:top w:val="single" w:sz="4" w:space="0" w:color="E7DCCB"/>
-              <w:left w:val="single" w:sz="4" w:space="0" w:color="E7DCCB"/>
-              <w:bottom w:val="single" w:sz="4" w:space="0" w:color="E7DCCB"/>
-              <w:right w:val="single" w:sz="4" w:space="0" w:color="E7DCCB"/>
-            </w:tcBorders>
-            <w:tcMar>
-              <w:top w:w="60" w:type="dxa"/>
-              <w:left w:w="80" w:type="dxa"/>
-              <w:bottom w:w="60" w:type="dxa"/>
-              <w:right w:w="80" w:type="dxa"/>
-            </w:tcMar>
-            <w:vAlign w:val="center"/>
-          </w:tcPr>
-          <w:p>
-            <w:pPr>
-              <w:spacing w:before="0" w:after="0" w:line="252" w:lineRule="auto"/>
-              <w:jc w:val="left"/>
-            </w:pPr>
-            <w:r/>
-            <w:r>
-              <w:rPr>
-                <w:rFonts w:ascii="Sylfaen" w:hAnsi="Sylfaen" w:cs="Sylfaen" w:eastAsia="Sylfaen"/>
-                <w:b/>
-                <w:i w:val="0"/>
-                <w:color w:val="1C2430"/>
-                <w:sz w:val="22"/>
-              </w:rPr>
-              <w:t>5</w:t>
-            </w:r>
-          </w:p>
-        </w:tc>
-        <w:tc>
-          <w:tcPr>
-            <w:tcW w:type="dxa" w:w="4082"/>
-            <w:shd w:val="clear" w:fill="FBF6EE"/>
-            <w:tcBorders>
-              <w:top w:val="single" w:sz="4" w:space="0" w:color="E7DCCB"/>
-              <w:left w:val="single" w:sz="4" w:space="0" w:color="E7DCCB"/>
-              <w:bottom w:val="single" w:sz="4" w:space="0" w:color="E7DCCB"/>
-              <w:right w:val="single" w:sz="4" w:space="0" w:color="E7DCCB"/>
-            </w:tcBorders>
-            <w:tcMar>
-              <w:top w:w="60" w:type="dxa"/>
-              <w:left w:w="80" w:type="dxa"/>
-              <w:bottom w:w="60" w:type="dxa"/>
-              <w:right w:w="80" w:type="dxa"/>
-            </w:tcMar>
-            <w:vAlign w:val="center"/>
-          </w:tcPr>
-          <w:p>
-            <w:pPr>
-              <w:spacing w:before="0" w:after="0" w:line="252" w:lineRule="auto"/>
-              <w:jc w:val="left"/>
-            </w:pPr>
-            <w:r/>
-            <w:r>
-              <w:rPr>
-                <w:rFonts w:ascii="Sylfaen" w:hAnsi="Sylfaen" w:cs="Sylfaen" w:eastAsia="Sylfaen"/>
-                <w:b w:val="0"/>
-                <w:i w:val="0"/>
-                <w:color w:val="1C2430"/>
-                <w:sz w:val="22"/>
-              </w:rPr>
-              <w:t>9a+7a</w:t>
-            </w:r>
-          </w:p>
-        </w:tc>
-        <w:tc>
-          <w:tcPr>
-            <w:tcW w:type="dxa" w:w="4762"/>
-            <w:shd w:val="clear" w:fill="FBF6EE"/>
-            <w:tcBorders>
-              <w:top w:val="single" w:sz="4" w:space="0" w:color="E7DCCB"/>
-              <w:left w:val="single" w:sz="4" w:space="0" w:color="E7DCCB"/>
-              <w:bottom w:val="single" w:sz="4" w:space="0" w:color="E7DCCB"/>
-              <w:right w:val="single" w:sz="4" w:space="0" w:color="E7DCCB"/>
-            </w:tcBorders>
-            <w:tcMar>
-              <w:top w:w="60" w:type="dxa"/>
-              <w:left w:w="80" w:type="dxa"/>
-              <w:bottom w:w="60" w:type="dxa"/>
-              <w:right w:w="80" w:type="dxa"/>
-            </w:tcMar>
-            <w:vAlign w:val="center"/>
-          </w:tcPr>
-          <w:p>
-            <w:pPr>
-              <w:spacing w:before="0" w:after="0" w:line="252" w:lineRule="auto"/>
-              <w:jc w:val="left"/>
-            </w:pPr>
-            <w:r/>
-            <w:r>
-              <w:rPr>
-                <w:rFonts w:ascii="Sylfaen" w:hAnsi="Sylfaen" w:cs="Sylfaen" w:eastAsia="Sylfaen"/>
-                <w:b w:val="0"/>
-                <w:i w:val="0"/>
-                <w:color w:val="1C2430"/>
-                <w:sz w:val="22"/>
-              </w:rPr>
-              <w:t>16a</w:t>
-            </w:r>
-          </w:p>
-        </w:tc>
-      </w:tr>
-    </w:tbl>
-    <w:p>
-      <w:pPr>
-        <w:spacing w:before="0" w:after="120" w:line="269" w:lineRule="auto"/>
-      </w:pPr>
-      <w:r>
-        <w:rPr>
-          <w:rFonts w:ascii="Sylfaen" w:hAnsi="Sylfaen" w:cs="Sylfaen" w:eastAsia="Sylfaen"/>
-          <w:b w:val="0"/>
-          <w:i w:val="0"/>
-          <w:color w:val="1C2430"/>
-          <w:sz w:val="24"/>
-        </w:rPr>
-        <w:t>მეტი ხაზის მხარე ირჩევს, ორშაბათს დაფაზე რა დაიწეროს პირველი. უჯრა თუ დაიშალა, ეს ათი წუთი რვეულშია: გვ. 57, №1–№5.</w:t>
+        <w:t>7(a+c)-ის გვერდით ვიღაც იტყვის მეორე ჩანაწერსაც, (a+c)·7. გვ. 57 სლაიდზე კეთდება. ბოლო წუთები სამი თამაშია: ბაყაყი სხივზე, საიდუმლო რიცხვი, ორი ჩანაწერი.</w:t>
       </w:r>
     </w:p>
     <w:sectPr>
